--- a/docs/Sprint Log.docx
+++ b/docs/Sprint Log.docx
@@ -159,7 +159,7 @@
       <w:pPr>
         <w:bidi/>
         <w:rPr>
-          <w:rFonts w:eastAsiaTheme="minorEastAsia" w:hint="cs"/>
+          <w:rFonts w:eastAsiaTheme="minorEastAsia"/>
           <w:rtl/>
           <w:lang w:val="en-US"/>
         </w:rPr>
@@ -456,10 +456,265 @@
     <w:p>
       <w:pPr>
         <w:bidi/>
-        <w:rPr>
-          <w:lang w:val="en-IL"/>
-        </w:rPr>
-      </w:pPr>
+      </w:pPr>
+      <w:r>
+        <w:rPr>
+          <w:rFonts w:cs="Arial"/>
+          <w:rtl/>
+        </w:rPr>
+        <w:t>10.3</w:t>
+      </w:r>
+    </w:p>
+    <w:p>
+      <w:pPr>
+        <w:pStyle w:val="Heading3"/>
+        <w:bidi/>
+        <w:rPr>
+          <w:rFonts w:eastAsia="Times New Roman"/>
+          <w:kern w:val="0"/>
+          <w14:ligatures w14:val="none"/>
+        </w:rPr>
+      </w:pPr>
+      <w:r>
+        <w:rPr>
+          <w:rFonts w:eastAsia="Times New Roman"/>
+          <w:rtl/>
+        </w:rPr>
+        <w:t>מה בוצע</w:t>
+      </w:r>
+    </w:p>
+    <w:p>
+      <w:pPr>
+        <w:bidi/>
+        <w:rPr>
+          <w:rFonts w:eastAsiaTheme="minorEastAsia"/>
+          <w:rtl/>
+        </w:rPr>
+      </w:pPr>
+      <w:r>
+        <w:rPr>
+          <w:rtl/>
+        </w:rPr>
+        <w:t>היום הושלמה האינטגרציה מה-</w:t>
+      </w:r>
+      <w:proofErr w:type="spellStart"/>
+      <w:r>
+        <w:rPr>
+          <w:rFonts w:hint="cs"/>
+          <w:rtl/>
+        </w:rPr>
+        <w:t>Frontend</w:t>
+      </w:r>
+      <w:proofErr w:type="spellEnd"/>
+      <w:r>
+        <w:rPr>
+          <w:rtl/>
+        </w:rPr>
+        <w:t xml:space="preserve"> ל-</w:t>
+      </w:r>
+      <w:proofErr w:type="spellStart"/>
+      <w:r>
+        <w:rPr>
+          <w:rFonts w:hint="cs"/>
+          <w:rtl/>
+        </w:rPr>
+        <w:t>Backend</w:t>
+      </w:r>
+      <w:proofErr w:type="spellEnd"/>
+      <w:r>
+        <w:rPr>
+          <w:rtl/>
+        </w:rPr>
+        <w:t xml:space="preserve">. במסגרת זו נבנה ממשק משתמש </w:t>
+      </w:r>
+      <w:proofErr w:type="spellStart"/>
+      <w:r>
+        <w:rPr>
+          <w:rtl/>
+        </w:rPr>
+        <w:t>רספונסיבי</w:t>
+      </w:r>
+      <w:proofErr w:type="spellEnd"/>
+      <w:r>
+        <w:rPr>
+          <w:rtl/>
+        </w:rPr>
+        <w:t>, תוך שימוש ב-</w:t>
+      </w:r>
+      <w:r>
+        <w:rPr>
+          <w:rFonts w:hint="cs"/>
+          <w:rtl/>
+        </w:rPr>
+        <w:t>CSS</w:t>
+      </w:r>
+      <w:r>
+        <w:rPr>
+          <w:rtl/>
+        </w:rPr>
+        <w:t>, בהתאמה לעברית</w:t>
+      </w:r>
+      <w:r>
+        <w:rPr>
+          <w:rFonts w:hint="cs"/>
+          <w:rtl/>
+        </w:rPr>
+        <w:t>.</w:t>
+      </w:r>
+      <w:r>
+        <w:rPr>
+          <w:rtl/>
+        </w:rPr>
+        <w:t xml:space="preserve"> בוצעו שיפורים </w:t>
+      </w:r>
+      <w:proofErr w:type="spellStart"/>
+      <w:r>
+        <w:rPr>
+          <w:rtl/>
+        </w:rPr>
+        <w:t>לפרומפטים</w:t>
+      </w:r>
+      <w:proofErr w:type="spellEnd"/>
+      <w:r>
+        <w:rPr>
+          <w:rtl/>
+        </w:rPr>
+        <w:t>, והוגדר סיווג שאלות לקטגוריות שונות, לשם יצירת חוויית משתמש יעילה וברורה.</w:t>
+      </w:r>
+    </w:p>
+    <w:p>
+      <w:pPr>
+        <w:pStyle w:val="Heading3"/>
+        <w:bidi/>
+        <w:rPr>
+          <w:rFonts w:eastAsia="Times New Roman"/>
+          <w:rtl/>
+        </w:rPr>
+      </w:pPr>
+      <w:r>
+        <w:rPr>
+          <w:rFonts w:eastAsia="Times New Roman"/>
+          <w:rtl/>
+        </w:rPr>
+        <w:t>מה עיכב</w:t>
+      </w:r>
+    </w:p>
+    <w:p>
+      <w:pPr>
+        <w:bidi/>
+        <w:rPr>
+          <w:rFonts w:eastAsiaTheme="minorEastAsia"/>
+          <w:rtl/>
+        </w:rPr>
+      </w:pPr>
+      <w:r>
+        <w:rPr>
+          <w:rtl/>
+        </w:rPr>
+        <w:t>במהלך העבודה, נתקלתי בקשיים הקשורים לתצוגת הנתונים בצד הלקוח. בנוסף, היו בעיות בהגדרת ה-</w:t>
+      </w:r>
+      <w:r>
+        <w:rPr>
+          <w:rFonts w:hint="cs"/>
+          <w:rtl/>
+        </w:rPr>
+        <w:t>API</w:t>
+      </w:r>
+      <w:r>
+        <w:rPr>
+          <w:rtl/>
+        </w:rPr>
+        <w:t xml:space="preserve">, עומסים על שרת </w:t>
+      </w:r>
+      <w:r>
+        <w:rPr>
+          <w:rFonts w:hint="cs"/>
+          <w:rtl/>
+        </w:rPr>
+        <w:t>GEMINI</w:t>
+      </w:r>
+      <w:r>
+        <w:rPr>
+          <w:rtl/>
+        </w:rPr>
+        <w:t>, וכן בעיות בהתממשקות למסד הנתונים (</w:t>
+      </w:r>
+      <w:r>
+        <w:rPr>
+          <w:rFonts w:hint="cs"/>
+          <w:rtl/>
+        </w:rPr>
+        <w:t>DB</w:t>
+      </w:r>
+      <w:r>
+        <w:rPr>
+          <w:rtl/>
+        </w:rPr>
+        <w:t>). מגבלות אלו דרשו תשומת לב מיוחדת וגרמו לעיכוב מסוים בהתקדמות המשימות.</w:t>
+      </w:r>
+    </w:p>
+    <w:p>
+      <w:pPr>
+        <w:pStyle w:val="Heading3"/>
+        <w:bidi/>
+        <w:rPr>
+          <w:rFonts w:eastAsia="Times New Roman"/>
+          <w:rtl/>
+        </w:rPr>
+      </w:pPr>
+      <w:r>
+        <w:rPr>
+          <w:rFonts w:eastAsia="Times New Roman"/>
+          <w:rtl/>
+        </w:rPr>
+        <w:lastRenderedPageBreak/>
+        <w:t>מה מתוכנן למחר</w:t>
+      </w:r>
+    </w:p>
+    <w:p>
+      <w:pPr>
+        <w:bidi/>
+        <w:rPr>
+          <w:rFonts w:eastAsiaTheme="minorEastAsia"/>
+          <w:rtl/>
+        </w:rPr>
+      </w:pPr>
+      <w:r>
+        <w:rPr>
+          <w:rtl/>
+        </w:rPr>
+        <w:t>לקראת מחר, מתוכננים "</w:t>
+      </w:r>
+      <w:proofErr w:type="spellStart"/>
+      <w:r>
+        <w:rPr>
+          <w:rtl/>
+        </w:rPr>
+        <w:t>פינישים</w:t>
+      </w:r>
+      <w:proofErr w:type="spellEnd"/>
+      <w:r>
+        <w:rPr>
+          <w:rtl/>
+        </w:rPr>
+        <w:t>" אחרונים לקוד. בנוסף, תתבצע סקירה סופית של הדרישות על פי המחוון. בתום התהליך, תתבצע דחיפת הקוד הסופית ל-</w:t>
+      </w:r>
+      <w:proofErr w:type="spellStart"/>
+      <w:r>
+        <w:rPr>
+          <w:rFonts w:hint="cs"/>
+          <w:rtl/>
+        </w:rPr>
+        <w:t>GitHub</w:t>
+      </w:r>
+      <w:proofErr w:type="spellEnd"/>
+      <w:r>
+        <w:rPr>
+          <w:rFonts w:hint="cs"/>
+          <w:rtl/>
+        </w:rPr>
+        <w:t xml:space="preserve"> והכנת המצגת.</w:t>
+      </w:r>
     </w:p>
     <w:sectPr>
       <w:pgSz w:w="11906" w:h="16838"/>
